--- a/contents/battle-workbook/soc-w04.docx
+++ b/contents/battle-workbook/soc-w04.docx
@@ -105,7 +105,7 @@
           <w:b/>
           <w:sz w:val="21"/>
         </w:rPr>
-        <w:t>망 외부 공격자(attacker-ext)</w:t>
+        <w:t>망 외부 공격자(외부 공격자 VM 192.168.0.202)</w:t>
       </w:r>
       <w:r>
         <w:rPr>
@@ -175,7 +175,7 @@
           <w:rFonts w:ascii="맑은 고딕" w:hAnsi="맑은 고딕" w:eastAsia="맑은 고딕"/>
           <w:sz w:val="21"/>
         </w:rPr>
-        <w:t>망 외부 공격자(attacker-ext)로 SSH 무차별 대입을 시도한다. Wazuh 기본 룰(5710 등)이 경보를 낸다.</w:t>
+        <w:t>망 외부 공격자(외부 공격자 VM 192.168.0.202)로 SSH 무차별 대입을 시도한다. Wazuh 기본 룰(5710 등)이 경보를 낸다.</w:t>
       </w:r>
     </w:p>
     <w:p>
@@ -187,7 +187,7 @@
           <w:rFonts w:ascii="Consolas" w:hAnsi="Consolas"/>
           <w:sz w:val="19"/>
         </w:rPr>
-        <w:t>hydra -l root -P /usr/share/wordlists/small.txt ssh://&lt;대상_공개IP&gt;:2204 -t 4 -f</w:t>
+        <w:t>hydra -l root -P /usr/share/wordlists/small.txt ssh://192.168.0.161:2204 -t 4 -f</w:t>
       </w:r>
     </w:p>
     <w:p>
@@ -260,7 +260,7 @@
           <w:b/>
           <w:sz w:val="22"/>
         </w:rPr>
-        <w:t>▶ 실행 결과 화면 (스크린샷 붙여넣기)</w:t>
+        <w:t>▶ 실행 결과 (출력/스크린샷)</w:t>
       </w:r>
     </w:p>
     <w:tbl>
@@ -294,7 +294,7 @@
                 <w:color w:val="AAAAAA"/>
                 <w:sz w:val="18"/>
               </w:rPr>
-              <w:t>여기에 결과 스크린샷을 붙여넣으세요 (커서를 두고 Ctrl+V)</w:t>
+              <w:t>여기에 결과 출력을 적거나 스크린샷을 붙여넣으세요 (커서를 두고 Ctrl+V)</w:t>
             </w:r>
           </w:p>
         </w:tc>
@@ -387,7 +387,7 @@
           <w:rFonts w:ascii="Consolas" w:hAnsi="Consolas"/>
           <w:sz w:val="19"/>
         </w:rPr>
-        <w:t>sqlmap -u "http://&lt;대상_공개IP&gt;:8080/vulnerabilities/sqli/?id=1&amp;Submit=Submit" --cookie="security=low; PHPSESSID=test" --batch</w:t>
+        <w:t>sqlmap -u "http://192.168.0.161:8080/vulnerabilities/sqli/?id=1&amp;Submit=Submit" --cookie="security=low; PHPSESSID=test" --batch</w:t>
       </w:r>
     </w:p>
     <w:p>
@@ -460,7 +460,7 @@
           <w:b/>
           <w:sz w:val="22"/>
         </w:rPr>
-        <w:t>▶ 실행 결과 화면 (스크린샷 붙여넣기)</w:t>
+        <w:t>▶ 실행 결과 (출력/스크린샷)</w:t>
       </w:r>
     </w:p>
     <w:tbl>
@@ -494,7 +494,7 @@
                 <w:color w:val="AAAAAA"/>
                 <w:sz w:val="18"/>
               </w:rPr>
-              <w:t>여기에 결과 스크린샷을 붙여넣으세요 (커서를 두고 Ctrl+V)</w:t>
+              <w:t>여기에 결과 출력을 적거나 스크린샷을 붙여넣으세요 (커서를 두고 Ctrl+V)</w:t>
             </w:r>
           </w:p>
         </w:tc>
@@ -659,7 +659,7 @@
           <w:b/>
           <w:sz w:val="22"/>
         </w:rPr>
-        <w:t>▶ 실행 결과 화면 (스크린샷 붙여넣기)</w:t>
+        <w:t>▶ 실행 결과 (출력/스크린샷)</w:t>
       </w:r>
     </w:p>
     <w:tbl>
@@ -693,7 +693,7 @@
                 <w:color w:val="AAAAAA"/>
                 <w:sz w:val="18"/>
               </w:rPr>
-              <w:t>여기에 결과 스크린샷을 붙여넣으세요 (커서를 두고 Ctrl+V)</w:t>
+              <w:t>여기에 결과 출력을 적거나 스크린샷을 붙여넣으세요 (커서를 두고 Ctrl+V)</w:t>
             </w:r>
           </w:p>
         </w:tc>
@@ -948,7 +948,7 @@
           <w:b/>
           <w:sz w:val="22"/>
         </w:rPr>
-        <w:t>▶ 실행 결과 화면 (스크린샷 붙여넣기)</w:t>
+        <w:t>▶ 실행 결과 (출력/스크린샷)</w:t>
       </w:r>
     </w:p>
     <w:tbl>
@@ -982,7 +982,7 @@
                 <w:color w:val="AAAAAA"/>
                 <w:sz w:val="18"/>
               </w:rPr>
-              <w:t>여기에 결과 스크린샷을 붙여넣으세요 (커서를 두고 Ctrl+V)</w:t>
+              <w:t>여기에 결과 출력을 적거나 스크린샷을 붙여넣으세요 (커서를 두고 Ctrl+V)</w:t>
             </w:r>
           </w:p>
         </w:tc>
@@ -1147,7 +1147,7 @@
           <w:b/>
           <w:sz w:val="22"/>
         </w:rPr>
-        <w:t>▶ 실행 결과 화면 (스크린샷 붙여넣기)</w:t>
+        <w:t>▶ 실행 결과 (출력/스크린샷)</w:t>
       </w:r>
     </w:p>
     <w:tbl>
@@ -1181,7 +1181,7 @@
                 <w:color w:val="AAAAAA"/>
                 <w:sz w:val="18"/>
               </w:rPr>
-              <w:t>여기에 결과 스크린샷을 붙여넣으세요 (커서를 두고 Ctrl+V)</w:t>
+              <w:t>여기에 결과 출력을 적거나 스크린샷을 붙여넣으세요 (커서를 두고 Ctrl+V)</w:t>
             </w:r>
           </w:p>
         </w:tc>
